--- a/backend/data/corpus/DOC-20260202-261.docx
+++ b/backend/data/corpus/DOC-20260202-261.docx
@@ -46,7 +46,7 @@
         <w:rPr>
           <w:sz w:val="21"/>
         </w:rPr>
-        <w:t>A fragmented conversation at the end of the clinic list, mostly logistics.</w:t>
+        <w:t>A half-hour visit between clinic blocks; schedule was tight.</w:t>
       </w:r>
     </w:p>
     <w:p>
@@ -61,7 +61,7 @@
         <w:rPr>
           <w:sz w:val="21"/>
         </w:rPr>
-        <w:t>No specific request this time. Asked about safety and confirmed nothing to report.</w:t>
+        <w:t>Mostly small talk about the program and the venue.</w:t>
       </w:r>
     </w:p>
     <w:p>
@@ -76,22 +76,7 @@
         <w:rPr>
           <w:sz w:val="21"/>
         </w:rPr>
-        <w:t>Described how long-standing pts is triaged now compared with before.</w:t>
-      </w:r>
-    </w:p>
-    <w:p>
-      <w:r>
-        <w:rPr>
-          <w:sz w:val="21"/>
-        </w:rPr>
-      </w:r>
-    </w:p>
-    <w:p>
-      <w:r>
-        <w:rPr>
-          <w:sz w:val="21"/>
-        </w:rPr>
-        <w:t>The practice lost the clinic pharmacist and has not backfilled, so routine follow-up slots looks better than last year.</w:t>
+        <w:t>Spent some time on older half of panel and how workup decisions get sequenced.</w:t>
       </w:r>
     </w:p>
     <w:p>
